--- a/Diagrams/SRS/SRS-SRIM final ver1.docx
+++ b/Diagrams/SRS/SRS-SRIM final ver1.docx
@@ -69,7 +69,15 @@
         <w:jc w:val="center"/>
       </w:pPr>
       <w:r>
-        <w:t xml:space="preserve">Team Members: [Khaled Osama] | [Hamza Raef] | [Abdelrahman Sherif ] </w:t>
+        <w:t xml:space="preserve">Team Members: [Khaled Osama] | [Hamza Raef] | [Abdelrahman </w:t>
+      </w:r>
+      <w:proofErr w:type="gramStart"/>
+      <w:r>
+        <w:t>Sherif ]</w:t>
+      </w:r>
+      <w:proofErr w:type="gramEnd"/>
+      <w:r>
+        <w:t xml:space="preserve"> </w:t>
       </w:r>
     </w:p>
     <w:p>
@@ -410,7 +418,15 @@
         <w:jc w:val="both"/>
       </w:pPr>
       <w:r>
-        <w:t>The recruitment industry has evolved with platforms like HireVue and Modern Hire, which use AI and structured interviews to improve hiring decisions. Studies show that structured assessments are more effective than traditional interviews.</w:t>
+        <w:t xml:space="preserve">The recruitment industry has evolved with platforms like </w:t>
+      </w:r>
+      <w:proofErr w:type="spellStart"/>
+      <w:r>
+        <w:t>HireVue</w:t>
+      </w:r>
+      <w:proofErr w:type="spellEnd"/>
+      <w:r>
+        <w:t xml:space="preserve"> and Modern Hire, which use AI and structured interviews to improve hiring decisions. Studies show that structured assessments are more effective than traditional interviews.</w:t>
       </w:r>
     </w:p>
     <w:p>
@@ -498,7 +514,21 @@
         <w:rPr>
           <w:color w:val="000000"/>
         </w:rPr>
-        <w:t>Web application accessible via modern browsers (Chrome 110+, Firefox 110+, Edge 110+).</w:t>
+        <w:t xml:space="preserve">Web </w:t>
+      </w:r>
+      <w:proofErr w:type="gramStart"/>
+      <w:r>
+        <w:rPr>
+          <w:color w:val="000000"/>
+        </w:rPr>
+        <w:t>application</w:t>
+      </w:r>
+      <w:proofErr w:type="gramEnd"/>
+      <w:r>
+        <w:rPr>
+          <w:color w:val="000000"/>
+        </w:rPr>
+        <w:t xml:space="preserve"> accessible via modern browsers (Chrome 110+, Firefox 110+, Edge 110+).</w:t>
       </w:r>
     </w:p>
     <w:p>
@@ -735,7 +765,7 @@
         <w:rPr>
           <w:color w:val="000000"/>
         </w:rPr>
-        <w:t>Web Development: Full-stack development using Laravel (PHP), with frontend and backend handled within unified Blade template files.</w:t>
+        <w:t>Web Development: Full-stack development using vanilla PHP, with frontend and backend logic handled within the same PHP files.</w:t>
       </w:r>
     </w:p>
     <w:p>
@@ -945,7 +975,15 @@
         <w:jc w:val="both"/>
       </w:pPr>
       <w:r>
-        <w:t>The end product is a deployable, full-stack web application demonstrating the efficacy of AI-assisted structured interviewing. Research contributions include: (a) a configurable skill-weighting model adaptable to dynamic job role definitions; (b) a proctoring heuristic combining computer vision and interaction telemetry; and (c) a feedback aggregation schema enabling structured comparative analysis across hiring cohorts.</w:t>
+        <w:t xml:space="preserve">The </w:t>
+      </w:r>
+      <w:proofErr w:type="gramStart"/>
+      <w:r>
+        <w:t>end product</w:t>
+      </w:r>
+      <w:proofErr w:type="gramEnd"/>
+      <w:r>
+        <w:t xml:space="preserve"> is a deployable, full-stack web application demonstrating the efficacy of AI-assisted structured interviewing. Research contributions include: (a) a configurable skill-weighting model adaptable to dynamic job role definitions; (b) a proctoring heuristic combining computer vision and interaction telemetry; and (c) a feedback aggregation schema enabling structured comparative analysis across hiring cohorts.</w:t>
       </w:r>
     </w:p>
     <w:p>
@@ -1232,8 +1270,13 @@
         <w:spacing w:before="80" w:after="80"/>
         <w:jc w:val="both"/>
       </w:pPr>
+      <w:proofErr w:type="spellStart"/>
       <w:r>
-        <w:t>HireVue (2004–present) pioneered on-demand video interviews with automated scoring. Its AI analyzes speech patterns and facial micro-expressions, though its predictive validity has been contested in peer-reviewed literature (Hickman et al., 2021). Modern Hire differentiates through structured competency frameworks aligned to O*NET occupational data. Both platforms, however, lack deeply configurable skill weighting tied to dynamic job requisitions.</w:t>
+        <w:t>HireVue</w:t>
+      </w:r>
+      <w:proofErr w:type="spellEnd"/>
+      <w:r>
+        <w:t xml:space="preserve"> (2004–present) pioneered on-demand video interviews with automated scoring. Its AI analyzes speech patterns and facial micro-expressions, though its predictive validity has been contested in peer-reviewed literature (Hickman et al., 2021). Modern Hire differentiates through structured competency frameworks aligned to O*NET occupational data. Both platforms, however, lack deeply configurable skill weighting tied to dynamic job requisitions.</w:t>
       </w:r>
     </w:p>
     <w:p>
@@ -1250,7 +1293,15 @@
         <w:jc w:val="both"/>
       </w:pPr>
       <w:r>
-        <w:t>Raghavan et al. (2020) documented bias amplification in resume-screening algorithms trained on historical hiring data. Mitigation strategies include adversarial debiasing, fairness constraints in ranking (Zehlike et al., 2017), and demographic parity audits. This project incorporates a configurable fairness layer in the screening triage component.</w:t>
+        <w:t>Raghavan et al. (2020) documented bias amplification in resume-screening algorithms trained on historical hiring data. Mitigation strategies include adversarial debiasing, fairness constraints in ranking (</w:t>
+      </w:r>
+      <w:proofErr w:type="spellStart"/>
+      <w:r>
+        <w:t>Zehlike</w:t>
+      </w:r>
+      <w:proofErr w:type="spellEnd"/>
+      <w:r>
+        <w:t xml:space="preserve"> et al., 2017), and demographic parity audits. This project incorporates a configurable fairness layer in the screening triage component.</w:t>
       </w:r>
     </w:p>
     <w:p>
@@ -1267,7 +1318,15 @@
         <w:jc w:val="both"/>
       </w:pPr>
       <w:r>
-        <w:t>Proctoring research identifies three effective signal categories: visual (eye gaze, head pose), behavioral (typing cadence, copy-paste events), and environmental (background noise, browser activity). Combining these signals yields higher detection accuracy than any single modality (Alessio et al., 2017). SRIM adopts a lightweight composite heuristic suitable for browser-based deployment without requiring proprietary lockdown software.</w:t>
+        <w:t xml:space="preserve">Proctoring research identifies three effective signal categories: visual (eye gaze, head pose), behavioral (typing cadence, copy-paste events), and environmental (background noise, browser activity). Combining these signals yields higher detection accuracy than any single modality (Alessio et al., 2017). SRIM adopts a lightweight composite heuristic </w:t>
+      </w:r>
+      <w:proofErr w:type="gramStart"/>
+      <w:r>
+        <w:t>suitable</w:t>
+      </w:r>
+      <w:proofErr w:type="gramEnd"/>
+      <w:r>
+        <w:t xml:space="preserve"> for browser-based deployment without requiring proprietary lockdown software.</w:t>
       </w:r>
     </w:p>
     <w:p>
@@ -1284,7 +1343,15 @@
         <w:jc w:val="both"/>
       </w:pPr>
       <w:r>
-        <w:t>Meta-analyses consistently show that structured interviews (standardized questions, anchored rating scales, panel evaluation) outperform unstructured interviews in predicting job performance (McDaniel et al., 1994; Huffcutt &amp; Arthur, 1994). SRIM operationalizes structure through its rubric builder and enforced scoring flows in the Technical Interviewer Module.</w:t>
+        <w:t xml:space="preserve">Meta-analyses consistently show that structured interviews (standardized questions, anchored rating scales, panel evaluation) outperform unstructured interviews in predicting job performance (McDaniel et al., 1994; </w:t>
+      </w:r>
+      <w:proofErr w:type="spellStart"/>
+      <w:r>
+        <w:t>Huffcutt</w:t>
+      </w:r>
+      <w:proofErr w:type="spellEnd"/>
+      <w:r>
+        <w:t xml:space="preserve"> &amp; Arthur, 1994). SRIM operationalizes structure through its rubric builder and enforced scoring flows in the Technical Interviewer Module.</w:t>
       </w:r>
     </w:p>
     <w:p>
@@ -1335,7 +1402,7 @@
         <w:jc w:val="both"/>
       </w:pPr>
       <w:r>
-        <w:t>The system is designed as a web application built entirely with Laravel (PHP), where frontend views and backend logic are co-located within the same Laravel project using Blade templates. There is no separation between frontend and backend into distinct services.</w:t>
+        <w:t>The system is designed as a web application built entirely with vanilla PHP, where frontend HTML and backend logic are co-located within the same PHP files. There is no separation between frontend and backend into distinct services.</w:t>
       </w:r>
     </w:p>
     <w:p>
@@ -1411,7 +1478,21 @@
         <w:rPr>
           <w:color w:val="000000"/>
         </w:rPr>
-        <w:t>Technical Interviewer: Conducts live technical evaluations using provided rubrics and coding environments. High technical expertise in the relevant domain. Interacts primarily with the evaluation interface during scheduled sessions.</w:t>
+        <w:t xml:space="preserve">Technical Interviewer: Conducts live technical evaluations using provided rubrics and coding environments. High technical expertise in the relevant domain. </w:t>
+      </w:r>
+      <w:proofErr w:type="gramStart"/>
+      <w:r>
+        <w:rPr>
+          <w:color w:val="000000"/>
+        </w:rPr>
+        <w:t>Interacts</w:t>
+      </w:r>
+      <w:proofErr w:type="gramEnd"/>
+      <w:r>
+        <w:rPr>
+          <w:color w:val="000000"/>
+        </w:rPr>
+        <w:t xml:space="preserve"> primarily with the evaluation interface during scheduled sessions.</w:t>
       </w:r>
     </w:p>
     <w:p>
@@ -1433,7 +1514,21 @@
         <w:rPr>
           <w:color w:val="000000"/>
         </w:rPr>
-        <w:t>Candidate: Submits applications, completes screening assessments, and tracks application status. General computer literacy expected. Interacts primarily with the candidate portal through a browser.</w:t>
+        <w:t xml:space="preserve">Candidate: Submits applications, completes screening assessments, and tracks application status. General computer literacy </w:t>
+      </w:r>
+      <w:proofErr w:type="gramStart"/>
+      <w:r>
+        <w:rPr>
+          <w:color w:val="000000"/>
+        </w:rPr>
+        <w:t>expected</w:t>
+      </w:r>
+      <w:proofErr w:type="gramEnd"/>
+      <w:r>
+        <w:rPr>
+          <w:color w:val="000000"/>
+        </w:rPr>
+        <w:t>. Interacts primarily with the candidate portal through a browser.</w:t>
       </w:r>
     </w:p>
     <w:p>
@@ -1463,7 +1558,21 @@
         <w:rPr>
           <w:color w:val="000000"/>
         </w:rPr>
-        <w:t>Client: Modern web browsers (Chrome 110+, Firefox 110+, Edge 110+). No plugin installation required.</w:t>
+        <w:t xml:space="preserve">Client: Modern web browsers (Chrome 110+, Firefox 110+, Edge 110+). No plugin installation </w:t>
+      </w:r>
+      <w:proofErr w:type="gramStart"/>
+      <w:r>
+        <w:rPr>
+          <w:color w:val="000000"/>
+        </w:rPr>
+        <w:t>required</w:t>
+      </w:r>
+      <w:proofErr w:type="gramEnd"/>
+      <w:r>
+        <w:rPr>
+          <w:color w:val="000000"/>
+        </w:rPr>
+        <w:t>.</w:t>
       </w:r>
     </w:p>
     <w:p>
@@ -1678,7 +1787,21 @@
           <w:color w:val="000000"/>
         </w:rPr>
         <w:lastRenderedPageBreak/>
-        <w:t>Assumption: Candidate browsers support WebRTC and the MediaDevices API for webcam-based proctoring.</w:t>
+        <w:t xml:space="preserve">Assumption: Candidate browsers support WebRTC and the </w:t>
+      </w:r>
+      <w:proofErr w:type="spellStart"/>
+      <w:r>
+        <w:rPr>
+          <w:color w:val="000000"/>
+        </w:rPr>
+        <w:t>MediaDevices</w:t>
+      </w:r>
+      <w:proofErr w:type="spellEnd"/>
+      <w:r>
+        <w:rPr>
+          <w:color w:val="000000"/>
+        </w:rPr>
+        <w:t xml:space="preserve"> API for webcam-based proctoring.</w:t>
       </w:r>
     </w:p>
     <w:p>
@@ -2100,7 +2223,23 @@
                 <w:sz w:val="18"/>
                 <w:szCs w:val="18"/>
               </w:rPr>
-              <w:t>Recruitment System , Candidate, HR Manager</w:t>
+              <w:t xml:space="preserve">Recruitment </w:t>
+            </w:r>
+            <w:proofErr w:type="gramStart"/>
+            <w:r>
+              <w:rPr>
+                <w:sz w:val="18"/>
+                <w:szCs w:val="18"/>
+              </w:rPr>
+              <w:t>System ,</w:t>
+            </w:r>
+            <w:proofErr w:type="gramEnd"/>
+            <w:r>
+              <w:rPr>
+                <w:sz w:val="18"/>
+                <w:szCs w:val="18"/>
+              </w:rPr>
+              <w:t xml:space="preserve"> Candidate, HR Manager</w:t>
             </w:r>
           </w:p>
         </w:tc>
@@ -2170,7 +2309,23 @@
                 <w:sz w:val="18"/>
                 <w:szCs w:val="18"/>
               </w:rPr>
-              <w:t xml:space="preserve">Candidate has submitted an application; Job Requisition is active </w:t>
+              <w:t xml:space="preserve">Candidate has </w:t>
+            </w:r>
+            <w:proofErr w:type="gramStart"/>
+            <w:r>
+              <w:rPr>
+                <w:sz w:val="18"/>
+                <w:szCs w:val="18"/>
+              </w:rPr>
+              <w:t>submitted an application</w:t>
+            </w:r>
+            <w:proofErr w:type="gramEnd"/>
+            <w:r>
+              <w:rPr>
+                <w:sz w:val="18"/>
+                <w:szCs w:val="18"/>
+              </w:rPr>
+              <w:t xml:space="preserve">; Job Requisition is active </w:t>
             </w:r>
           </w:p>
         </w:tc>
@@ -2555,8 +2710,21 @@
             </w:tcMar>
           </w:tcPr>
           <w:p>
-            <w:r>
-              <w:t>calculate and assign a Score to candidates based on the weighted importance of specific technical and soft skills for a given job role</w:t>
+            <w:proofErr w:type="gramStart"/>
+            <w:r>
+              <w:t>calculate</w:t>
+            </w:r>
+            <w:proofErr w:type="gramEnd"/>
+            <w:r>
+              <w:t xml:space="preserve"> and </w:t>
+            </w:r>
+            <w:proofErr w:type="gramStart"/>
+            <w:r>
+              <w:t>assign</w:t>
+            </w:r>
+            <w:proofErr w:type="gramEnd"/>
+            <w:r>
+              <w:t xml:space="preserve"> a Score to candidates based on the weighted importance of specific technical and soft skills for a given job role</w:t>
             </w:r>
           </w:p>
         </w:tc>
@@ -2688,7 +2856,23 @@
                 <w:sz w:val="20"/>
                 <w:szCs w:val="20"/>
               </w:rPr>
-              <w:t>HR Manager , System (Calculator)</w:t>
+              <w:t xml:space="preserve">HR </w:t>
+            </w:r>
+            <w:proofErr w:type="gramStart"/>
+            <w:r>
+              <w:rPr>
+                <w:sz w:val="20"/>
+                <w:szCs w:val="20"/>
+              </w:rPr>
+              <w:t>Manager ,</w:t>
+            </w:r>
+            <w:proofErr w:type="gramEnd"/>
+            <w:r>
+              <w:rPr>
+                <w:sz w:val="20"/>
+                <w:szCs w:val="20"/>
+              </w:rPr>
+              <w:t xml:space="preserve"> System (Calculator)</w:t>
             </w:r>
           </w:p>
         </w:tc>
@@ -3061,7 +3245,39 @@
                 <w:sz w:val="20"/>
                 <w:szCs w:val="20"/>
               </w:rPr>
-              <w:t>If the candidate's resume lacks parsable text , the System flags the profile with a "Pending Calculation" status and alerts HR to request a text-based format or trigger manual review.</w:t>
+              <w:t xml:space="preserve">If the candidate's resume lacks </w:t>
+            </w:r>
+            <w:proofErr w:type="spellStart"/>
+            <w:r>
+              <w:rPr>
+                <w:sz w:val="20"/>
+                <w:szCs w:val="20"/>
+              </w:rPr>
+              <w:t>parsable</w:t>
+            </w:r>
+            <w:proofErr w:type="spellEnd"/>
+            <w:r>
+              <w:rPr>
+                <w:sz w:val="20"/>
+                <w:szCs w:val="20"/>
+              </w:rPr>
+              <w:t xml:space="preserve"> </w:t>
+            </w:r>
+            <w:proofErr w:type="gramStart"/>
+            <w:r>
+              <w:rPr>
+                <w:sz w:val="20"/>
+                <w:szCs w:val="20"/>
+              </w:rPr>
+              <w:t>text ,</w:t>
+            </w:r>
+            <w:proofErr w:type="gramEnd"/>
+            <w:r>
+              <w:rPr>
+                <w:sz w:val="20"/>
+                <w:szCs w:val="20"/>
+              </w:rPr>
+              <w:t xml:space="preserve"> the System flags the profile with a "Pending Calculation" status and alerts HR to request a text-based format or trigger manual review.</w:t>
             </w:r>
           </w:p>
         </w:tc>
@@ -4053,7 +4269,15 @@
           </w:tcPr>
           <w:p>
             <w:r>
-              <w:t>A new application is submitted. The database contains existing candidate records</w:t>
+              <w:t xml:space="preserve">A new application </w:t>
+            </w:r>
+            <w:proofErr w:type="gramStart"/>
+            <w:r>
+              <w:t>is</w:t>
+            </w:r>
+            <w:proofErr w:type="gramEnd"/>
+            <w:r>
+              <w:t xml:space="preserve"> submitted. The database contains existing candidate records</w:t>
             </w:r>
           </w:p>
         </w:tc>
@@ -4939,7 +5163,23 @@
                 <w:sz w:val="20"/>
                 <w:szCs w:val="20"/>
               </w:rPr>
-              <w:t>If the total pool is too small to meaningfully calculate a top 10% , the System ranks all available candidates, skips the cutoff, and flags the requisition to the Recruiter to indicate that more sourcing efforts are needed.</w:t>
+              <w:t>If the total pool is too small to meaningfully calculate a top 10</w:t>
+            </w:r>
+            <w:proofErr w:type="gramStart"/>
+            <w:r>
+              <w:rPr>
+                <w:sz w:val="20"/>
+                <w:szCs w:val="20"/>
+              </w:rPr>
+              <w:t>% ,</w:t>
+            </w:r>
+            <w:proofErr w:type="gramEnd"/>
+            <w:r>
+              <w:rPr>
+                <w:sz w:val="20"/>
+                <w:szCs w:val="20"/>
+              </w:rPr>
+              <w:t xml:space="preserve"> the System ranks all available candidates, skips the cutoff, and flags the requisition to the Recruiter to indicate that more sourcing efforts are needed.</w:t>
             </w:r>
           </w:p>
         </w:tc>
@@ -5278,12 +5518,37 @@
                 <w:szCs w:val="20"/>
               </w:rPr>
             </w:pPr>
-            <w:r>
-              <w:rPr>
-                <w:sz w:val="20"/>
-                <w:szCs w:val="20"/>
-              </w:rPr>
-              <w:t xml:space="preserve">System , External Job Board APIs , HR Manager </w:t>
+            <w:proofErr w:type="gramStart"/>
+            <w:r>
+              <w:rPr>
+                <w:sz w:val="20"/>
+                <w:szCs w:val="20"/>
+              </w:rPr>
+              <w:t>System ,</w:t>
+            </w:r>
+            <w:proofErr w:type="gramEnd"/>
+            <w:r>
+              <w:rPr>
+                <w:sz w:val="20"/>
+                <w:szCs w:val="20"/>
+              </w:rPr>
+              <w:t xml:space="preserve"> External Job Board </w:t>
+            </w:r>
+            <w:proofErr w:type="gramStart"/>
+            <w:r>
+              <w:rPr>
+                <w:sz w:val="20"/>
+                <w:szCs w:val="20"/>
+              </w:rPr>
+              <w:t>APIs ,</w:t>
+            </w:r>
+            <w:proofErr w:type="gramEnd"/>
+            <w:r>
+              <w:rPr>
+                <w:sz w:val="20"/>
+                <w:szCs w:val="20"/>
+              </w:rPr>
+              <w:t xml:space="preserve"> HR Manager </w:t>
             </w:r>
           </w:p>
         </w:tc>
@@ -5343,7 +5608,15 @@
           </w:tcPr>
           <w:p>
             <w:r>
-              <w:t>Job Requisition is fully approved (UC-3) and its status is set to Published</w:t>
+              <w:t>Job Requisition is fully approved (UC-3</w:t>
+            </w:r>
+            <w:proofErr w:type="gramStart"/>
+            <w:r>
+              <w:t>)</w:t>
+            </w:r>
+            <w:proofErr w:type="gramEnd"/>
+            <w:r>
+              <w:t xml:space="preserve"> and its status is set to Published</w:t>
             </w:r>
           </w:p>
         </w:tc>
@@ -5607,7 +5880,23 @@
                 <w:sz w:val="20"/>
                 <w:szCs w:val="20"/>
               </w:rPr>
-              <w:t>The System retries , then flags that specific board as "Sync Failed" on the HR dashboard while keeping the successful channel connections active</w:t>
+              <w:t xml:space="preserve">The System </w:t>
+            </w:r>
+            <w:proofErr w:type="gramStart"/>
+            <w:r>
+              <w:rPr>
+                <w:sz w:val="20"/>
+                <w:szCs w:val="20"/>
+              </w:rPr>
+              <w:t>retries ,</w:t>
+            </w:r>
+            <w:proofErr w:type="gramEnd"/>
+            <w:r>
+              <w:rPr>
+                <w:sz w:val="20"/>
+                <w:szCs w:val="20"/>
+              </w:rPr>
+              <w:t xml:space="preserve"> then flags that specific board as "Sync Failed" on the HR dashboard while keeping the successful channel connections active</w:t>
             </w:r>
           </w:p>
         </w:tc>
@@ -5930,12 +6219,21 @@
                 <w:szCs w:val="20"/>
               </w:rPr>
             </w:pPr>
-            <w:r>
-              <w:rPr>
-                <w:sz w:val="20"/>
-                <w:szCs w:val="20"/>
-              </w:rPr>
-              <w:t xml:space="preserve">Candidate , System </w:t>
+            <w:proofErr w:type="gramStart"/>
+            <w:r>
+              <w:rPr>
+                <w:sz w:val="20"/>
+                <w:szCs w:val="20"/>
+              </w:rPr>
+              <w:t>Candidate ,</w:t>
+            </w:r>
+            <w:proofErr w:type="gramEnd"/>
+            <w:r>
+              <w:rPr>
+                <w:sz w:val="20"/>
+                <w:szCs w:val="20"/>
+              </w:rPr>
+              <w:t xml:space="preserve"> System </w:t>
             </w:r>
           </w:p>
         </w:tc>
@@ -6535,7 +6833,23 @@
                 <w:sz w:val="20"/>
                 <w:szCs w:val="20"/>
               </w:rPr>
-              <w:t>A Job Requisition exists with defined required skills .The centralized Question Bank is sufficiently populated with tagged and categorized questions</w:t>
+              <w:t xml:space="preserve">A Job Requisition exists with defined required </w:t>
+            </w:r>
+            <w:proofErr w:type="gramStart"/>
+            <w:r>
+              <w:rPr>
+                <w:sz w:val="20"/>
+                <w:szCs w:val="20"/>
+              </w:rPr>
+              <w:t>skills .The</w:t>
+            </w:r>
+            <w:proofErr w:type="gramEnd"/>
+            <w:r>
+              <w:rPr>
+                <w:sz w:val="20"/>
+                <w:szCs w:val="20"/>
+              </w:rPr>
+              <w:t xml:space="preserve"> centralized Question Bank is sufficiently populated with tagged and categorized questions</w:t>
             </w:r>
           </w:p>
         </w:tc>
@@ -7050,8 +7364,13 @@
             <w:shd w:val="clear" w:color="auto" w:fill="F2F2F2"/>
           </w:tcPr>
           <w:p>
-            <w:r>
-              <w:t xml:space="preserve">System , Candidate </w:t>
+            <w:proofErr w:type="gramStart"/>
+            <w:r>
+              <w:t>System ,</w:t>
+            </w:r>
+            <w:proofErr w:type="gramEnd"/>
+            <w:r>
+              <w:t xml:space="preserve"> Candidate </w:t>
             </w:r>
           </w:p>
         </w:tc>
@@ -7105,7 +7424,15 @@
           </w:tcPr>
           <w:p>
             <w:r>
-              <w:t>Candidate has written and submitted code for a specific algorithmic challenge. The system has a defined set of inputs and expected outputs  for that challenge</w:t>
+              <w:t xml:space="preserve">Candidate has written and submitted code for a specific algorithmic challenge. The system has a defined set of inputs and expected </w:t>
+            </w:r>
+            <w:proofErr w:type="gramStart"/>
+            <w:r>
+              <w:t>outputs  for</w:t>
+            </w:r>
+            <w:proofErr w:type="gramEnd"/>
+            <w:r>
+              <w:t xml:space="preserve"> that challenge</w:t>
             </w:r>
           </w:p>
         </w:tc>
@@ -7524,8 +7851,13 @@
             <w:shd w:val="clear" w:color="auto" w:fill="F2F2F2"/>
           </w:tcPr>
           <w:p>
-            <w:r>
-              <w:t>System , Technical Reviewer</w:t>
+            <w:proofErr w:type="gramStart"/>
+            <w:r>
+              <w:t>System ,</w:t>
+            </w:r>
+            <w:proofErr w:type="gramEnd"/>
+            <w:r>
+              <w:t xml:space="preserve"> Technical Reviewer</w:t>
             </w:r>
           </w:p>
         </w:tc>
@@ -8475,7 +8807,23 @@
                 <w:sz w:val="20"/>
                 <w:szCs w:val="20"/>
               </w:rPr>
-              <w:t>To enforce a mandatory waiting period before a candidate can retake a specific technical assessment, preventing brute-force attempts and maintaining test integrity</w:t>
+              <w:t xml:space="preserve">To enforce a mandatory waiting period before a candidate can retake a specific technical assessment, </w:t>
+            </w:r>
+            <w:proofErr w:type="gramStart"/>
+            <w:r>
+              <w:rPr>
+                <w:sz w:val="20"/>
+                <w:szCs w:val="20"/>
+              </w:rPr>
+              <w:t>preventing</w:t>
+            </w:r>
+            <w:proofErr w:type="gramEnd"/>
+            <w:r>
+              <w:rPr>
+                <w:sz w:val="20"/>
+                <w:szCs w:val="20"/>
+              </w:rPr>
+              <w:t xml:space="preserve"> brute-force attempts and maintaining test integrity</w:t>
             </w:r>
           </w:p>
         </w:tc>
@@ -8600,12 +8948,21 @@
                 <w:szCs w:val="20"/>
               </w:rPr>
             </w:pPr>
-            <w:r>
-              <w:rPr>
-                <w:sz w:val="20"/>
-                <w:szCs w:val="20"/>
-              </w:rPr>
-              <w:t>System , Candidate</w:t>
+            <w:proofErr w:type="gramStart"/>
+            <w:r>
+              <w:rPr>
+                <w:sz w:val="20"/>
+                <w:szCs w:val="20"/>
+              </w:rPr>
+              <w:t>System ,</w:t>
+            </w:r>
+            <w:proofErr w:type="gramEnd"/>
+            <w:r>
+              <w:rPr>
+                <w:sz w:val="20"/>
+                <w:szCs w:val="20"/>
+              </w:rPr>
+              <w:t xml:space="preserve"> Candidate</w:t>
             </w:r>
           </w:p>
         </w:tc>
@@ -9291,12 +9648,37 @@
                 <w:szCs w:val="20"/>
               </w:rPr>
             </w:pPr>
-            <w:r>
-              <w:rPr>
-                <w:sz w:val="20"/>
-                <w:szCs w:val="20"/>
-              </w:rPr>
-              <w:t>System , Candidate , Technical Interviewer</w:t>
+            <w:proofErr w:type="gramStart"/>
+            <w:r>
+              <w:rPr>
+                <w:sz w:val="20"/>
+                <w:szCs w:val="20"/>
+              </w:rPr>
+              <w:t>System ,</w:t>
+            </w:r>
+            <w:proofErr w:type="gramEnd"/>
+            <w:r>
+              <w:rPr>
+                <w:sz w:val="20"/>
+                <w:szCs w:val="20"/>
+              </w:rPr>
+              <w:t xml:space="preserve"> </w:t>
+            </w:r>
+            <w:proofErr w:type="gramStart"/>
+            <w:r>
+              <w:rPr>
+                <w:sz w:val="20"/>
+                <w:szCs w:val="20"/>
+              </w:rPr>
+              <w:t>Candidate ,</w:t>
+            </w:r>
+            <w:proofErr w:type="gramEnd"/>
+            <w:r>
+              <w:rPr>
+                <w:sz w:val="20"/>
+                <w:szCs w:val="20"/>
+              </w:rPr>
+              <w:t xml:space="preserve"> Technical Interviewer</w:t>
             </w:r>
           </w:p>
         </w:tc>
@@ -10136,7 +10518,25 @@
                 <w:sz w:val="20"/>
                 <w:szCs w:val="20"/>
               </w:rPr>
-              <w:t>System queries the employee database for one available "Senior Technical" , one available “HR representative” and groups these two individuals into a temporary Panel Object</w:t>
+              <w:t>System queries the employee database for one available "Senior Technical</w:t>
+            </w:r>
+            <w:proofErr w:type="gramStart"/>
+            <w:r>
+              <w:rPr>
+                <w:color w:val="000000"/>
+                <w:sz w:val="20"/>
+                <w:szCs w:val="20"/>
+              </w:rPr>
+              <w:t>" ,</w:t>
+            </w:r>
+            <w:proofErr w:type="gramEnd"/>
+            <w:r>
+              <w:rPr>
+                <w:color w:val="000000"/>
+                <w:sz w:val="20"/>
+                <w:szCs w:val="20"/>
+              </w:rPr>
+              <w:t xml:space="preserve"> one available “HR representative” and groups these two individuals into a temporary Panel Object</w:t>
             </w:r>
           </w:p>
           <w:p>
@@ -10686,7 +11086,23 @@
                 <w:sz w:val="20"/>
                 <w:szCs w:val="20"/>
               </w:rPr>
-              <w:t xml:space="preserve">  1.System retrieves candidate resume, test scores, and job requirements.</w:t>
+              <w:t xml:space="preserve">  1.System retrieves candidate </w:t>
+            </w:r>
+            <w:proofErr w:type="gramStart"/>
+            <w:r>
+              <w:rPr>
+                <w:sz w:val="20"/>
+                <w:szCs w:val="20"/>
+              </w:rPr>
+              <w:t>resume</w:t>
+            </w:r>
+            <w:proofErr w:type="gramEnd"/>
+            <w:r>
+              <w:rPr>
+                <w:sz w:val="20"/>
+                <w:szCs w:val="20"/>
+              </w:rPr>
+              <w:t>, test scores, and job requirements.</w:t>
             </w:r>
           </w:p>
           <w:p>
@@ -10762,12 +11178,21 @@
                 <w:szCs w:val="20"/>
               </w:rPr>
             </w:pPr>
-            <w:r>
-              <w:rPr>
-                <w:sz w:val="20"/>
-                <w:szCs w:val="20"/>
-              </w:rPr>
-              <w:t>Candidate resume or test scores are incomplete System generates a partial pack and flags missing information.</w:t>
+            <w:proofErr w:type="gramStart"/>
+            <w:r>
+              <w:rPr>
+                <w:sz w:val="20"/>
+                <w:szCs w:val="20"/>
+              </w:rPr>
+              <w:t>Candidate</w:t>
+            </w:r>
+            <w:proofErr w:type="gramEnd"/>
+            <w:r>
+              <w:rPr>
+                <w:sz w:val="20"/>
+                <w:szCs w:val="20"/>
+              </w:rPr>
+              <w:t xml:space="preserve"> resume or test scores are incomplete System generates a partial pack and flags missing information.</w:t>
             </w:r>
           </w:p>
         </w:tc>
@@ -11072,12 +11497,21 @@
             <w:shd w:val="clear" w:color="auto" w:fill="F2F2F2"/>
           </w:tcPr>
           <w:p>
-            <w:r>
-              <w:rPr>
-                <w:sz w:val="20"/>
-                <w:szCs w:val="20"/>
-              </w:rPr>
-              <w:t>System ,Candidate, Technical Interviewer</w:t>
+            <w:proofErr w:type="gramStart"/>
+            <w:r>
+              <w:rPr>
+                <w:sz w:val="20"/>
+                <w:szCs w:val="20"/>
+              </w:rPr>
+              <w:t>System ,Candidate</w:t>
+            </w:r>
+            <w:proofErr w:type="gramEnd"/>
+            <w:r>
+              <w:rPr>
+                <w:sz w:val="20"/>
+                <w:szCs w:val="20"/>
+              </w:rPr>
+              <w:t>, Technical Interviewer</w:t>
             </w:r>
           </w:p>
         </w:tc>
@@ -11367,7 +11801,23 @@
                 <w:sz w:val="18"/>
                 <w:szCs w:val="18"/>
               </w:rPr>
-              <w:t>1.Candidate disables shadowing                                                                       2,Interviewer receives notification.</w:t>
+              <w:t xml:space="preserve">1.Candidate disables shadowing                                                                       </w:t>
+            </w:r>
+            <w:proofErr w:type="gramStart"/>
+            <w:r>
+              <w:rPr>
+                <w:sz w:val="18"/>
+                <w:szCs w:val="18"/>
+              </w:rPr>
+              <w:t>2,Interviewer</w:t>
+            </w:r>
+            <w:proofErr w:type="gramEnd"/>
+            <w:r>
+              <w:rPr>
+                <w:sz w:val="18"/>
+                <w:szCs w:val="18"/>
+              </w:rPr>
+              <w:t xml:space="preserve"> receives notification.</w:t>
             </w:r>
           </w:p>
         </w:tc>
@@ -11635,12 +12085,37 @@
             <w:shd w:val="clear" w:color="auto" w:fill="F2F2F2"/>
           </w:tcPr>
           <w:p>
-            <w:r>
-              <w:rPr>
-                <w:sz w:val="20"/>
-                <w:szCs w:val="20"/>
-              </w:rPr>
-              <w:t>System ,Candidate, Interviewer , Junior Staff</w:t>
+            <w:proofErr w:type="gramStart"/>
+            <w:r>
+              <w:rPr>
+                <w:sz w:val="20"/>
+                <w:szCs w:val="20"/>
+              </w:rPr>
+              <w:t>System ,Candidate</w:t>
+            </w:r>
+            <w:proofErr w:type="gramEnd"/>
+            <w:r>
+              <w:rPr>
+                <w:sz w:val="20"/>
+                <w:szCs w:val="20"/>
+              </w:rPr>
+              <w:t xml:space="preserve">, </w:t>
+            </w:r>
+            <w:proofErr w:type="gramStart"/>
+            <w:r>
+              <w:rPr>
+                <w:sz w:val="20"/>
+                <w:szCs w:val="20"/>
+              </w:rPr>
+              <w:t>Interviewer ,</w:t>
+            </w:r>
+            <w:proofErr w:type="gramEnd"/>
+            <w:r>
+              <w:rPr>
+                <w:sz w:val="20"/>
+                <w:szCs w:val="20"/>
+              </w:rPr>
+              <w:t xml:space="preserve"> Junior Staff</w:t>
             </w:r>
           </w:p>
         </w:tc>
@@ -11772,7 +12247,25 @@
                 <w:sz w:val="20"/>
                 <w:szCs w:val="20"/>
               </w:rPr>
-              <w:t xml:space="preserve"> Junior staff successfully observe the interview. Candidate’s official score reflects only the interviewer’s assessment Observer notes or scores are recorded separately but excluded from the candidate’s final evaluation.</w:t>
+              <w:t xml:space="preserve"> Junior staff successfully </w:t>
+            </w:r>
+            <w:proofErr w:type="gramStart"/>
+            <w:r>
+              <w:rPr>
+                <w:rFonts w:ascii="Times New Roman" w:eastAsia="Times New Roman" w:hAnsi="Times New Roman" w:cs="Times New Roman"/>
+                <w:sz w:val="20"/>
+                <w:szCs w:val="20"/>
+              </w:rPr>
+              <w:t>observe</w:t>
+            </w:r>
+            <w:proofErr w:type="gramEnd"/>
+            <w:r>
+              <w:rPr>
+                <w:rFonts w:ascii="Times New Roman" w:eastAsia="Times New Roman" w:hAnsi="Times New Roman" w:cs="Times New Roman"/>
+                <w:sz w:val="20"/>
+                <w:szCs w:val="20"/>
+              </w:rPr>
+              <w:t xml:space="preserve"> the interview. Candidate’s official score reflects only the interviewer’s assessment Observer notes or scores are recorded separately but excluded from the candidate’s final evaluation.</w:t>
             </w:r>
           </w:p>
         </w:tc>
@@ -12269,12 +12762,21 @@
             <w:shd w:val="clear" w:color="auto" w:fill="F2F2F2"/>
           </w:tcPr>
           <w:p>
-            <w:r>
-              <w:rPr>
-                <w:sz w:val="20"/>
-                <w:szCs w:val="20"/>
-              </w:rPr>
-              <w:t>System  , Interviewer</w:t>
+            <w:proofErr w:type="gramStart"/>
+            <w:r>
+              <w:rPr>
+                <w:sz w:val="20"/>
+                <w:szCs w:val="20"/>
+              </w:rPr>
+              <w:t>System  ,</w:t>
+            </w:r>
+            <w:proofErr w:type="gramEnd"/>
+            <w:r>
+              <w:rPr>
+                <w:sz w:val="20"/>
+                <w:szCs w:val="20"/>
+              </w:rPr>
+              <w:t xml:space="preserve"> Interviewer</w:t>
             </w:r>
           </w:p>
         </w:tc>
@@ -12340,7 +12842,25 @@
                 <w:sz w:val="20"/>
                 <w:szCs w:val="20"/>
               </w:rPr>
-              <w:t>Technical issues must be detected or reported and admin must be available to review extension requests.</w:t>
+              <w:t xml:space="preserve">Technical issues must be detected or </w:t>
+            </w:r>
+            <w:proofErr w:type="gramStart"/>
+            <w:r>
+              <w:rPr>
+                <w:rFonts w:ascii="Times New Roman" w:eastAsia="Times New Roman" w:hAnsi="Times New Roman" w:cs="Times New Roman"/>
+                <w:sz w:val="20"/>
+                <w:szCs w:val="20"/>
+              </w:rPr>
+              <w:t>reported</w:t>
+            </w:r>
+            <w:proofErr w:type="gramEnd"/>
+            <w:r>
+              <w:rPr>
+                <w:rFonts w:ascii="Times New Roman" w:eastAsia="Times New Roman" w:hAnsi="Times New Roman" w:cs="Times New Roman"/>
+                <w:sz w:val="20"/>
+                <w:szCs w:val="20"/>
+              </w:rPr>
+              <w:t xml:space="preserve"> and admin must be available to review extension requests.</w:t>
             </w:r>
           </w:p>
         </w:tc>
@@ -12406,7 +12926,25 @@
                 <w:sz w:val="20"/>
                 <w:szCs w:val="20"/>
               </w:rPr>
-              <w:t xml:space="preserve"> If approved, the session continues with added time and If denied, the session ends at the scheduled time.</w:t>
+              <w:t xml:space="preserve"> If approved, the session continues with added time and </w:t>
+            </w:r>
+            <w:proofErr w:type="gramStart"/>
+            <w:r>
+              <w:rPr>
+                <w:rFonts w:ascii="Times New Roman" w:eastAsia="Times New Roman" w:hAnsi="Times New Roman" w:cs="Times New Roman"/>
+                <w:sz w:val="20"/>
+                <w:szCs w:val="20"/>
+              </w:rPr>
+              <w:t>If</w:t>
+            </w:r>
+            <w:proofErr w:type="gramEnd"/>
+            <w:r>
+              <w:rPr>
+                <w:rFonts w:ascii="Times New Roman" w:eastAsia="Times New Roman" w:hAnsi="Times New Roman" w:cs="Times New Roman"/>
+                <w:sz w:val="20"/>
+                <w:szCs w:val="20"/>
+              </w:rPr>
+              <w:t xml:space="preserve"> denied, the session ends at the scheduled time.</w:t>
             </w:r>
           </w:p>
         </w:tc>
@@ -12474,7 +13012,43 @@
                 <w:sz w:val="24"/>
                 <w:szCs w:val="24"/>
               </w:rPr>
-              <w:t>1. Technical issue occurs during the interview.                               2.Interviewer requests a session extension through the system    3.Candidate and interviewer continue the interview seamlessly.</w:t>
+              <w:t xml:space="preserve">1. Technical </w:t>
+            </w:r>
+            <w:proofErr w:type="gramStart"/>
+            <w:r>
+              <w:rPr>
+                <w:rFonts w:ascii="Times New Roman" w:eastAsia="Times New Roman" w:hAnsi="Times New Roman" w:cs="Times New Roman"/>
+                <w:sz w:val="24"/>
+                <w:szCs w:val="24"/>
+              </w:rPr>
+              <w:t>issue occurs</w:t>
+            </w:r>
+            <w:proofErr w:type="gramEnd"/>
+            <w:r>
+              <w:rPr>
+                <w:rFonts w:ascii="Times New Roman" w:eastAsia="Times New Roman" w:hAnsi="Times New Roman" w:cs="Times New Roman"/>
+                <w:sz w:val="24"/>
+                <w:szCs w:val="24"/>
+              </w:rPr>
+              <w:t xml:space="preserve"> during the interview.                               2.Interviewer requests a session extension through the system    </w:t>
+            </w:r>
+            <w:proofErr w:type="gramStart"/>
+            <w:r>
+              <w:rPr>
+                <w:rFonts w:ascii="Times New Roman" w:eastAsia="Times New Roman" w:hAnsi="Times New Roman" w:cs="Times New Roman"/>
+                <w:sz w:val="24"/>
+                <w:szCs w:val="24"/>
+              </w:rPr>
+              <w:t>3.Candidate</w:t>
+            </w:r>
+            <w:proofErr w:type="gramEnd"/>
+            <w:r>
+              <w:rPr>
+                <w:rFonts w:ascii="Times New Roman" w:eastAsia="Times New Roman" w:hAnsi="Times New Roman" w:cs="Times New Roman"/>
+                <w:sz w:val="24"/>
+                <w:szCs w:val="24"/>
+              </w:rPr>
+              <w:t xml:space="preserve"> and interviewer continue the interview seamlessly.</w:t>
             </w:r>
           </w:p>
         </w:tc>
@@ -14207,7 +14781,43 @@
                 <w:sz w:val="20"/>
                 <w:szCs w:val="20"/>
               </w:rPr>
-              <w:t>1.Interviewers submit candidate scores across different categories.                     2.System analyzes historical scoring patterns for each interviewer                          3.System detects deviations                                                                                     4.System generates a final normalized report for HR.</w:t>
+              <w:t xml:space="preserve">1.Interviewers submit candidate scores across different categories.                     2.System analyzes historical scoring patterns for each interviewer                          </w:t>
+            </w:r>
+            <w:proofErr w:type="gramStart"/>
+            <w:r>
+              <w:rPr>
+                <w:rFonts w:ascii="Times New Roman" w:eastAsia="Times New Roman" w:hAnsi="Times New Roman" w:cs="Times New Roman"/>
+                <w:sz w:val="20"/>
+                <w:szCs w:val="20"/>
+              </w:rPr>
+              <w:t>3.System</w:t>
+            </w:r>
+            <w:proofErr w:type="gramEnd"/>
+            <w:r>
+              <w:rPr>
+                <w:rFonts w:ascii="Times New Roman" w:eastAsia="Times New Roman" w:hAnsi="Times New Roman" w:cs="Times New Roman"/>
+                <w:sz w:val="20"/>
+                <w:szCs w:val="20"/>
+              </w:rPr>
+              <w:t xml:space="preserve"> detects deviations                                                                                     </w:t>
+            </w:r>
+            <w:proofErr w:type="gramStart"/>
+            <w:r>
+              <w:rPr>
+                <w:rFonts w:ascii="Times New Roman" w:eastAsia="Times New Roman" w:hAnsi="Times New Roman" w:cs="Times New Roman"/>
+                <w:sz w:val="20"/>
+                <w:szCs w:val="20"/>
+              </w:rPr>
+              <w:t>4.System</w:t>
+            </w:r>
+            <w:proofErr w:type="gramEnd"/>
+            <w:r>
+              <w:rPr>
+                <w:rFonts w:ascii="Times New Roman" w:eastAsia="Times New Roman" w:hAnsi="Times New Roman" w:cs="Times New Roman"/>
+                <w:sz w:val="20"/>
+                <w:szCs w:val="20"/>
+              </w:rPr>
+              <w:t xml:space="preserve"> generates a final normalized report for HR.</w:t>
             </w:r>
           </w:p>
         </w:tc>
@@ -14625,12 +15235,21 @@
                 <w:szCs w:val="20"/>
               </w:rPr>
             </w:pPr>
-            <w:r>
-              <w:rPr>
-                <w:sz w:val="20"/>
-                <w:szCs w:val="20"/>
-              </w:rPr>
-              <w:t>System , HR manager</w:t>
+            <w:proofErr w:type="gramStart"/>
+            <w:r>
+              <w:rPr>
+                <w:sz w:val="20"/>
+                <w:szCs w:val="20"/>
+              </w:rPr>
+              <w:t>System ,</w:t>
+            </w:r>
+            <w:proofErr w:type="gramEnd"/>
+            <w:r>
+              <w:rPr>
+                <w:sz w:val="20"/>
+                <w:szCs w:val="20"/>
+              </w:rPr>
+              <w:t xml:space="preserve"> HR manager</w:t>
             </w:r>
           </w:p>
         </w:tc>
@@ -15212,12 +15831,21 @@
                 <w:szCs w:val="20"/>
               </w:rPr>
             </w:pPr>
-            <w:r>
-              <w:rPr>
-                <w:sz w:val="20"/>
-                <w:szCs w:val="20"/>
-              </w:rPr>
-              <w:t>System , Interviewers</w:t>
+            <w:proofErr w:type="gramStart"/>
+            <w:r>
+              <w:rPr>
+                <w:sz w:val="20"/>
+                <w:szCs w:val="20"/>
+              </w:rPr>
+              <w:t>System ,</w:t>
+            </w:r>
+            <w:proofErr w:type="gramEnd"/>
+            <w:r>
+              <w:rPr>
+                <w:sz w:val="20"/>
+                <w:szCs w:val="20"/>
+              </w:rPr>
+              <w:t xml:space="preserve"> Interviewers</w:t>
             </w:r>
           </w:p>
         </w:tc>
@@ -15283,7 +15911,25 @@
                 <w:sz w:val="20"/>
                 <w:szCs w:val="20"/>
               </w:rPr>
-              <w:t>Candidate interviews must be completed and all panel members must have access to submit feedback.                                                                                                    Meeting scheduling logic must be configured in the system</w:t>
+              <w:t xml:space="preserve">Candidate interviews must be </w:t>
+            </w:r>
+            <w:proofErr w:type="gramStart"/>
+            <w:r>
+              <w:rPr>
+                <w:rFonts w:ascii="Times New Roman" w:eastAsia="Times New Roman" w:hAnsi="Times New Roman" w:cs="Times New Roman"/>
+                <w:sz w:val="20"/>
+                <w:szCs w:val="20"/>
+              </w:rPr>
+              <w:t>completed</w:t>
+            </w:r>
+            <w:proofErr w:type="gramEnd"/>
+            <w:r>
+              <w:rPr>
+                <w:rFonts w:ascii="Times New Roman" w:eastAsia="Times New Roman" w:hAnsi="Times New Roman" w:cs="Times New Roman"/>
+                <w:sz w:val="20"/>
+                <w:szCs w:val="20"/>
+              </w:rPr>
+              <w:t xml:space="preserve"> and all panel members must have access to submit feedback.                                                                                                    Meeting scheduling logic must be configured in the system</w:t>
             </w:r>
           </w:p>
         </w:tc>
@@ -15843,12 +16489,21 @@
                 <w:szCs w:val="20"/>
               </w:rPr>
             </w:pPr>
-            <w:r>
-              <w:rPr>
-                <w:sz w:val="20"/>
-                <w:szCs w:val="20"/>
-              </w:rPr>
-              <w:t>System , HR Manager</w:t>
+            <w:proofErr w:type="gramStart"/>
+            <w:r>
+              <w:rPr>
+                <w:sz w:val="20"/>
+                <w:szCs w:val="20"/>
+              </w:rPr>
+              <w:t>System ,</w:t>
+            </w:r>
+            <w:proofErr w:type="gramEnd"/>
+            <w:r>
+              <w:rPr>
+                <w:sz w:val="20"/>
+                <w:szCs w:val="20"/>
+              </w:rPr>
+              <w:t xml:space="preserve"> HR Manager</w:t>
             </w:r>
           </w:p>
         </w:tc>
@@ -15914,7 +16569,25 @@
                 <w:sz w:val="20"/>
                 <w:szCs w:val="20"/>
               </w:rPr>
-              <w:t>Candidate must have completed all required interview rounds. Interviewers must submit scores for each Ideal profile benchmarks must be defined for the role.</w:t>
+              <w:t xml:space="preserve">Candidate must have completed all required interview rounds. Interviewers must submit scores for each Ideal profile </w:t>
+            </w:r>
+            <w:proofErr w:type="gramStart"/>
+            <w:r>
+              <w:rPr>
+                <w:rFonts w:ascii="Times New Roman" w:eastAsia="Times New Roman" w:hAnsi="Times New Roman" w:cs="Times New Roman"/>
+                <w:sz w:val="20"/>
+                <w:szCs w:val="20"/>
+              </w:rPr>
+              <w:t>benchmarks</w:t>
+            </w:r>
+            <w:proofErr w:type="gramEnd"/>
+            <w:r>
+              <w:rPr>
+                <w:rFonts w:ascii="Times New Roman" w:eastAsia="Times New Roman" w:hAnsi="Times New Roman" w:cs="Times New Roman"/>
+                <w:sz w:val="20"/>
+                <w:szCs w:val="20"/>
+              </w:rPr>
+              <w:t xml:space="preserve"> must be defined for the role.</w:t>
             </w:r>
           </w:p>
         </w:tc>
@@ -16047,7 +16720,43 @@
                 <w:sz w:val="20"/>
                 <w:szCs w:val="20"/>
               </w:rPr>
-              <w:t>1.Candidate completes interviews across multiple competencies.                            2.Interviewers submit scores                                                                                                                            3.System retrieves the “Ideal Profile” benchmarks                                                      4.System generates a spider-chart comparing candidate scores vs. ideal profile.</w:t>
+              <w:t xml:space="preserve">1.Candidate completes interviews across multiple competencies.                            2.Interviewers submit scores                                                                                                                            </w:t>
+            </w:r>
+            <w:proofErr w:type="gramStart"/>
+            <w:r>
+              <w:rPr>
+                <w:rFonts w:ascii="Times New Roman" w:eastAsia="Times New Roman" w:hAnsi="Times New Roman" w:cs="Times New Roman"/>
+                <w:sz w:val="20"/>
+                <w:szCs w:val="20"/>
+              </w:rPr>
+              <w:t>3.System</w:t>
+            </w:r>
+            <w:proofErr w:type="gramEnd"/>
+            <w:r>
+              <w:rPr>
+                <w:rFonts w:ascii="Times New Roman" w:eastAsia="Times New Roman" w:hAnsi="Times New Roman" w:cs="Times New Roman"/>
+                <w:sz w:val="20"/>
+                <w:szCs w:val="20"/>
+              </w:rPr>
+              <w:t xml:space="preserve"> retrieves the “Ideal Profile” benchmarks                                                      </w:t>
+            </w:r>
+            <w:proofErr w:type="gramStart"/>
+            <w:r>
+              <w:rPr>
+                <w:rFonts w:ascii="Times New Roman" w:eastAsia="Times New Roman" w:hAnsi="Times New Roman" w:cs="Times New Roman"/>
+                <w:sz w:val="20"/>
+                <w:szCs w:val="20"/>
+              </w:rPr>
+              <w:t>4.System</w:t>
+            </w:r>
+            <w:proofErr w:type="gramEnd"/>
+            <w:r>
+              <w:rPr>
+                <w:rFonts w:ascii="Times New Roman" w:eastAsia="Times New Roman" w:hAnsi="Times New Roman" w:cs="Times New Roman"/>
+                <w:sz w:val="20"/>
+                <w:szCs w:val="20"/>
+              </w:rPr>
+              <w:t xml:space="preserve"> generates a spider-chart comparing candidate scores vs. ideal profile.</w:t>
             </w:r>
           </w:p>
         </w:tc>
@@ -16129,7 +16838,23 @@
                 <w:sz w:val="20"/>
                 <w:szCs w:val="20"/>
               </w:rPr>
-              <w:t>Scores: One competency score not submitted  Chart generated with partial data, flagged for HR.</w:t>
+              <w:t xml:space="preserve">Scores: One competency score not </w:t>
+            </w:r>
+            <w:proofErr w:type="gramStart"/>
+            <w:r>
+              <w:rPr>
+                <w:sz w:val="20"/>
+                <w:szCs w:val="20"/>
+              </w:rPr>
+              <w:t>submitted  Chart</w:t>
+            </w:r>
+            <w:proofErr w:type="gramEnd"/>
+            <w:r>
+              <w:rPr>
+                <w:sz w:val="20"/>
+                <w:szCs w:val="20"/>
+              </w:rPr>
+              <w:t xml:space="preserve"> generated with partial data, flagged for HR.</w:t>
             </w:r>
           </w:p>
         </w:tc>
@@ -16304,7 +17029,23 @@
                 <w:sz w:val="20"/>
                 <w:szCs w:val="20"/>
               </w:rPr>
-              <w:t>To formalize the decision-making process by transitioning a candidate through defined states(Strong Hire, Hire, No Hire, Strong No Hire)</w:t>
+              <w:t xml:space="preserve">To formalize the decision-making process by transitioning a candidate through defined </w:t>
+            </w:r>
+            <w:proofErr w:type="gramStart"/>
+            <w:r>
+              <w:rPr>
+                <w:sz w:val="20"/>
+                <w:szCs w:val="20"/>
+              </w:rPr>
+              <w:t>states(</w:t>
+            </w:r>
+            <w:proofErr w:type="gramEnd"/>
+            <w:r>
+              <w:rPr>
+                <w:sz w:val="20"/>
+                <w:szCs w:val="20"/>
+              </w:rPr>
+              <w:t>Strong Hire, Hire, No Hire, Strong No Hire)</w:t>
             </w:r>
           </w:p>
         </w:tc>
@@ -16429,12 +17170,21 @@
                 <w:szCs w:val="20"/>
               </w:rPr>
             </w:pPr>
-            <w:r>
-              <w:rPr>
-                <w:sz w:val="20"/>
-                <w:szCs w:val="20"/>
-              </w:rPr>
-              <w:t>System , HR Manager</w:t>
+            <w:proofErr w:type="gramStart"/>
+            <w:r>
+              <w:rPr>
+                <w:sz w:val="20"/>
+                <w:szCs w:val="20"/>
+              </w:rPr>
+              <w:t>System ,</w:t>
+            </w:r>
+            <w:proofErr w:type="gramEnd"/>
+            <w:r>
+              <w:rPr>
+                <w:sz w:val="20"/>
+                <w:szCs w:val="20"/>
+              </w:rPr>
+              <w:t xml:space="preserve"> HR Manager</w:t>
             </w:r>
           </w:p>
         </w:tc>
@@ -16500,7 +17250,25 @@
                 <w:sz w:val="20"/>
                 <w:szCs w:val="20"/>
               </w:rPr>
-              <w:t xml:space="preserve">Candidate must have completed all required interview rounds. Feedbacks and scores must be submitted                                                                                                                            </w:t>
+              <w:t xml:space="preserve">Candidate must have completed all required interview rounds. </w:t>
+            </w:r>
+            <w:proofErr w:type="gramStart"/>
+            <w:r>
+              <w:rPr>
+                <w:rFonts w:ascii="Times New Roman" w:eastAsia="Times New Roman" w:hAnsi="Times New Roman" w:cs="Times New Roman"/>
+                <w:sz w:val="20"/>
+                <w:szCs w:val="20"/>
+              </w:rPr>
+              <w:t>Feedbacks</w:t>
+            </w:r>
+            <w:proofErr w:type="gramEnd"/>
+            <w:r>
+              <w:rPr>
+                <w:rFonts w:ascii="Times New Roman" w:eastAsia="Times New Roman" w:hAnsi="Times New Roman" w:cs="Times New Roman"/>
+                <w:sz w:val="20"/>
+                <w:szCs w:val="20"/>
+              </w:rPr>
+              <w:t xml:space="preserve"> and scores must be submitted                                                                                                                            </w:t>
             </w:r>
           </w:p>
         </w:tc>
@@ -16643,7 +17411,37 @@
                 <w:sz w:val="20"/>
                 <w:szCs w:val="20"/>
               </w:rPr>
-              <w:t>1.Candidate completes interviews across multiple competencies.                            2.Feedbacks and scores must be submitted by all interviews                                                                                                                        3.</w:t>
+              <w:t>1.Candidate completes interviews across multiple competencies.                            2.</w:t>
+            </w:r>
+            <w:proofErr w:type="gramStart"/>
+            <w:r>
+              <w:rPr>
+                <w:rFonts w:ascii="Times New Roman" w:eastAsia="Times New Roman" w:hAnsi="Times New Roman" w:cs="Times New Roman"/>
+                <w:color w:val="000000"/>
+                <w:sz w:val="20"/>
+                <w:szCs w:val="20"/>
+              </w:rPr>
+              <w:t>Feedbacks</w:t>
+            </w:r>
+            <w:proofErr w:type="gramEnd"/>
+            <w:r>
+              <w:rPr>
+                <w:rFonts w:ascii="Times New Roman" w:eastAsia="Times New Roman" w:hAnsi="Times New Roman" w:cs="Times New Roman"/>
+                <w:color w:val="000000"/>
+                <w:sz w:val="20"/>
+                <w:szCs w:val="20"/>
+              </w:rPr>
+              <w:t xml:space="preserve"> and scores must be submitted by all interviews                                                                                                                        </w:t>
+            </w:r>
+            <w:proofErr w:type="gramStart"/>
+            <w:r>
+              <w:rPr>
+                <w:rFonts w:ascii="Times New Roman" w:eastAsia="Times New Roman" w:hAnsi="Times New Roman" w:cs="Times New Roman"/>
+                <w:color w:val="000000"/>
+                <w:sz w:val="20"/>
+                <w:szCs w:val="20"/>
+              </w:rPr>
+              <w:t>3.</w:t>
             </w:r>
             <w:r>
               <w:rPr>
@@ -16652,7 +17450,17 @@
                 <w:sz w:val="24"/>
                 <w:szCs w:val="24"/>
               </w:rPr>
-              <w:t xml:space="preserve">System aggregates and normalizes scores.                                                 Based on thresholds and consensus rules:                                                           -If scores are excellent → Transition to </w:t>
+              <w:t>System</w:t>
+            </w:r>
+            <w:proofErr w:type="gramEnd"/>
+            <w:r>
+              <w:rPr>
+                <w:rFonts w:ascii="Times New Roman" w:eastAsia="Times New Roman" w:hAnsi="Times New Roman" w:cs="Times New Roman"/>
+                <w:color w:val="000000"/>
+                <w:sz w:val="24"/>
+                <w:szCs w:val="24"/>
+              </w:rPr>
+              <w:t xml:space="preserve"> aggregates and normalizes scores.                                                 Based on thresholds and consensus rules:                                                           -If scores are excellent → Transition to </w:t>
             </w:r>
             <w:r>
               <w:rPr>
@@ -17122,12 +17930,21 @@
                 <w:szCs w:val="20"/>
               </w:rPr>
             </w:pPr>
-            <w:r>
-              <w:rPr>
-                <w:sz w:val="20"/>
-                <w:szCs w:val="20"/>
-              </w:rPr>
-              <w:t>System , HR Manager</w:t>
+            <w:proofErr w:type="gramStart"/>
+            <w:r>
+              <w:rPr>
+                <w:sz w:val="20"/>
+                <w:szCs w:val="20"/>
+              </w:rPr>
+              <w:t>System ,</w:t>
+            </w:r>
+            <w:proofErr w:type="gramEnd"/>
+            <w:r>
+              <w:rPr>
+                <w:sz w:val="20"/>
+                <w:szCs w:val="20"/>
+              </w:rPr>
+              <w:t xml:space="preserve"> HR Manager</w:t>
             </w:r>
           </w:p>
         </w:tc>
@@ -17193,7 +18010,25 @@
                 <w:sz w:val="20"/>
                 <w:szCs w:val="20"/>
               </w:rPr>
-              <w:t>Candidate must have a finalized hiring recommendation (e.g., Hire or Strong Hire).Role level and compensation rules must be defined in the system.</w:t>
+              <w:t>Candidate must have a finalized hiring recommendation (e.g., Hire or Strong Hire</w:t>
+            </w:r>
+            <w:proofErr w:type="gramStart"/>
+            <w:r>
+              <w:rPr>
+                <w:rFonts w:ascii="Times New Roman" w:eastAsia="Times New Roman" w:hAnsi="Times New Roman" w:cs="Times New Roman"/>
+                <w:sz w:val="20"/>
+                <w:szCs w:val="20"/>
+              </w:rPr>
+              <w:t>).Role</w:t>
+            </w:r>
+            <w:proofErr w:type="gramEnd"/>
+            <w:r>
+              <w:rPr>
+                <w:rFonts w:ascii="Times New Roman" w:eastAsia="Times New Roman" w:hAnsi="Times New Roman" w:cs="Times New Roman"/>
+                <w:sz w:val="20"/>
+                <w:szCs w:val="20"/>
+              </w:rPr>
+              <w:t xml:space="preserve"> level and compensation rules must be defined in the system.</w:t>
             </w:r>
           </w:p>
         </w:tc>
@@ -17327,7 +18162,25 @@
                 <w:sz w:val="24"/>
                 <w:szCs w:val="24"/>
               </w:rPr>
-              <w:t>1.Candidate is marked as “Hire” or “Strong Hire.”                                    2.System applies compensation rules                                                                     3.System generates a full offer package                                                          4.HR reviews and sends the offer to the candidate.</w:t>
+              <w:t xml:space="preserve">1.Candidate is marked as “Hire” or “Strong Hire.”                                    2.System applies compensation rules                                                                     </w:t>
+            </w:r>
+            <w:proofErr w:type="gramStart"/>
+            <w:r>
+              <w:rPr>
+                <w:rFonts w:ascii="Times New Roman" w:eastAsia="Times New Roman" w:hAnsi="Times New Roman" w:cs="Times New Roman"/>
+                <w:sz w:val="24"/>
+                <w:szCs w:val="24"/>
+              </w:rPr>
+              <w:t>3.System</w:t>
+            </w:r>
+            <w:proofErr w:type="gramEnd"/>
+            <w:r>
+              <w:rPr>
+                <w:rFonts w:ascii="Times New Roman" w:eastAsia="Times New Roman" w:hAnsi="Times New Roman" w:cs="Times New Roman"/>
+                <w:sz w:val="24"/>
+                <w:szCs w:val="24"/>
+              </w:rPr>
+              <w:t xml:space="preserve"> generates a full offer package                                                          4.HR reviews and sends the offer to the candidate.</w:t>
             </w:r>
           </w:p>
         </w:tc>
@@ -17691,12 +18544,21 @@
                 <w:szCs w:val="20"/>
               </w:rPr>
             </w:pPr>
-            <w:r>
-              <w:rPr>
-                <w:sz w:val="20"/>
-                <w:szCs w:val="20"/>
-              </w:rPr>
-              <w:t>System , HR Manager</w:t>
+            <w:proofErr w:type="gramStart"/>
+            <w:r>
+              <w:rPr>
+                <w:sz w:val="20"/>
+                <w:szCs w:val="20"/>
+              </w:rPr>
+              <w:t>System ,</w:t>
+            </w:r>
+            <w:proofErr w:type="gramEnd"/>
+            <w:r>
+              <w:rPr>
+                <w:sz w:val="20"/>
+                <w:szCs w:val="20"/>
+              </w:rPr>
+              <w:t xml:space="preserve"> HR Manager</w:t>
             </w:r>
           </w:p>
         </w:tc>
@@ -17762,73 +18624,109 @@
                 <w:sz w:val="24"/>
                 <w:szCs w:val="24"/>
               </w:rPr>
-              <w:t xml:space="preserve"> Compensation package must be calculated and legal offer letter template must be stored in the system.</w:t>
-            </w:r>
-          </w:p>
-        </w:tc>
-      </w:tr>
-      <w:tr>
-        <w:tc>
-          <w:tcPr>
-            <w:tcW w:w="2340" w:type="dxa"/>
-            <w:tcBorders>
-              <w:top w:val="single" w:sz="4" w:space="0" w:color="AAAAAA"/>
-              <w:left w:val="single" w:sz="4" w:space="0" w:color="AAAAAA"/>
-              <w:bottom w:val="single" w:sz="4" w:space="0" w:color="AAAAAA"/>
-              <w:right w:val="single" w:sz="4" w:space="0" w:color="AAAAAA"/>
-            </w:tcBorders>
-            <w:shd w:val="clear" w:color="auto" w:fill="DEEAF1"/>
-            <w:tcMar>
-              <w:top w:w="80" w:type="dxa"/>
-              <w:left w:w="120" w:type="dxa"/>
-              <w:bottom w:w="80" w:type="dxa"/>
-              <w:right w:w="120" w:type="dxa"/>
-            </w:tcMar>
-          </w:tcPr>
-          <w:p>
-            <w:pPr>
-              <w:rPr>
-                <w:sz w:val="20"/>
-                <w:szCs w:val="20"/>
-              </w:rPr>
-            </w:pPr>
-            <w:r>
-              <w:rPr>
-                <w:b/>
-                <w:bCs/>
-                <w:sz w:val="20"/>
-                <w:szCs w:val="20"/>
-              </w:rPr>
-              <w:t>Post-conditions</w:t>
-            </w:r>
-          </w:p>
-        </w:tc>
-        <w:tc>
-          <w:tcPr>
-            <w:tcW w:w="7020" w:type="dxa"/>
-            <w:tcBorders>
-              <w:top w:val="single" w:sz="4" w:space="0" w:color="AAAAAA"/>
-              <w:left w:val="single" w:sz="4" w:space="0" w:color="AAAAAA"/>
-              <w:bottom w:val="single" w:sz="4" w:space="0" w:color="AAAAAA"/>
-              <w:right w:val="single" w:sz="4" w:space="0" w:color="AAAAAA"/>
-            </w:tcBorders>
-            <w:shd w:val="clear" w:color="auto" w:fill="F2F2F2"/>
-          </w:tcPr>
-          <w:p>
-            <w:pPr>
+              <w:t xml:space="preserve"> Compensation package must be </w:t>
+            </w:r>
+            <w:proofErr w:type="gramStart"/>
+            <w:r>
               <w:rPr>
                 <w:rFonts w:ascii="Times New Roman" w:eastAsia="Times New Roman" w:hAnsi="Times New Roman" w:cs="Times New Roman"/>
                 <w:sz w:val="24"/>
                 <w:szCs w:val="24"/>
               </w:rPr>
-            </w:pPr>
+              <w:t>calculated</w:t>
+            </w:r>
+            <w:proofErr w:type="gramEnd"/>
             <w:r>
               <w:rPr>
                 <w:rFonts w:ascii="Times New Roman" w:eastAsia="Times New Roman" w:hAnsi="Times New Roman" w:cs="Times New Roman"/>
                 <w:sz w:val="24"/>
                 <w:szCs w:val="24"/>
               </w:rPr>
-              <w:t>A complete digital offer letter is generated , the candidate receives the letter for electronic signature and signed copy is stored in the system for compliance.</w:t>
+              <w:t xml:space="preserve"> and legal offer letter template must be stored in the system.</w:t>
+            </w:r>
+          </w:p>
+        </w:tc>
+      </w:tr>
+      <w:tr>
+        <w:tc>
+          <w:tcPr>
+            <w:tcW w:w="2340" w:type="dxa"/>
+            <w:tcBorders>
+              <w:top w:val="single" w:sz="4" w:space="0" w:color="AAAAAA"/>
+              <w:left w:val="single" w:sz="4" w:space="0" w:color="AAAAAA"/>
+              <w:bottom w:val="single" w:sz="4" w:space="0" w:color="AAAAAA"/>
+              <w:right w:val="single" w:sz="4" w:space="0" w:color="AAAAAA"/>
+            </w:tcBorders>
+            <w:shd w:val="clear" w:color="auto" w:fill="DEEAF1"/>
+            <w:tcMar>
+              <w:top w:w="80" w:type="dxa"/>
+              <w:left w:w="120" w:type="dxa"/>
+              <w:bottom w:w="80" w:type="dxa"/>
+              <w:right w:w="120" w:type="dxa"/>
+            </w:tcMar>
+          </w:tcPr>
+          <w:p>
+            <w:pPr>
+              <w:rPr>
+                <w:sz w:val="20"/>
+                <w:szCs w:val="20"/>
+              </w:rPr>
+            </w:pPr>
+            <w:r>
+              <w:rPr>
+                <w:b/>
+                <w:bCs/>
+                <w:sz w:val="20"/>
+                <w:szCs w:val="20"/>
+              </w:rPr>
+              <w:t>Post-conditions</w:t>
+            </w:r>
+          </w:p>
+        </w:tc>
+        <w:tc>
+          <w:tcPr>
+            <w:tcW w:w="7020" w:type="dxa"/>
+            <w:tcBorders>
+              <w:top w:val="single" w:sz="4" w:space="0" w:color="AAAAAA"/>
+              <w:left w:val="single" w:sz="4" w:space="0" w:color="AAAAAA"/>
+              <w:bottom w:val="single" w:sz="4" w:space="0" w:color="AAAAAA"/>
+              <w:right w:val="single" w:sz="4" w:space="0" w:color="AAAAAA"/>
+            </w:tcBorders>
+            <w:shd w:val="clear" w:color="auto" w:fill="F2F2F2"/>
+          </w:tcPr>
+          <w:p>
+            <w:pPr>
+              <w:rPr>
+                <w:rFonts w:ascii="Times New Roman" w:eastAsia="Times New Roman" w:hAnsi="Times New Roman" w:cs="Times New Roman"/>
+                <w:sz w:val="24"/>
+                <w:szCs w:val="24"/>
+              </w:rPr>
+            </w:pPr>
+            <w:r>
+              <w:rPr>
+                <w:rFonts w:ascii="Times New Roman" w:eastAsia="Times New Roman" w:hAnsi="Times New Roman" w:cs="Times New Roman"/>
+                <w:sz w:val="24"/>
+                <w:szCs w:val="24"/>
+              </w:rPr>
+              <w:t xml:space="preserve">A complete digital offer letter is </w:t>
+            </w:r>
+            <w:proofErr w:type="gramStart"/>
+            <w:r>
+              <w:rPr>
+                <w:rFonts w:ascii="Times New Roman" w:eastAsia="Times New Roman" w:hAnsi="Times New Roman" w:cs="Times New Roman"/>
+                <w:sz w:val="24"/>
+                <w:szCs w:val="24"/>
+              </w:rPr>
+              <w:t>generated ,</w:t>
+            </w:r>
+            <w:proofErr w:type="gramEnd"/>
+            <w:r>
+              <w:rPr>
+                <w:rFonts w:ascii="Times New Roman" w:eastAsia="Times New Roman" w:hAnsi="Times New Roman" w:cs="Times New Roman"/>
+                <w:sz w:val="24"/>
+                <w:szCs w:val="24"/>
+              </w:rPr>
+              <w:t xml:space="preserve"> the candidate receives the letter for electronic signature and signed copy is stored in the system for compliance.</w:t>
             </w:r>
           </w:p>
         </w:tc>
@@ -18288,12 +19186,21 @@
                 <w:szCs w:val="20"/>
               </w:rPr>
             </w:pPr>
-            <w:r>
-              <w:rPr>
-                <w:sz w:val="20"/>
-                <w:szCs w:val="20"/>
-              </w:rPr>
-              <w:t>System , HR Manager, Candidate</w:t>
+            <w:proofErr w:type="gramStart"/>
+            <w:r>
+              <w:rPr>
+                <w:sz w:val="20"/>
+                <w:szCs w:val="20"/>
+              </w:rPr>
+              <w:t>System ,</w:t>
+            </w:r>
+            <w:proofErr w:type="gramEnd"/>
+            <w:r>
+              <w:rPr>
+                <w:sz w:val="20"/>
+                <w:szCs w:val="20"/>
+              </w:rPr>
+              <w:t xml:space="preserve"> HR Manager, Candidate</w:t>
             </w:r>
           </w:p>
         </w:tc>
@@ -18359,7 +19266,25 @@
                 <w:sz w:val="20"/>
                 <w:szCs w:val="20"/>
               </w:rPr>
-              <w:t>Candidate must have received a digital offer letter, a decision window must be defined and System must have access to timestamp data for when the offer was sent.</w:t>
+              <w:t xml:space="preserve">Candidate must have received a digital offer letter, a decision window must be </w:t>
+            </w:r>
+            <w:proofErr w:type="gramStart"/>
+            <w:r>
+              <w:rPr>
+                <w:rFonts w:ascii="Times New Roman" w:eastAsia="Times New Roman" w:hAnsi="Times New Roman" w:cs="Times New Roman"/>
+                <w:sz w:val="20"/>
+                <w:szCs w:val="20"/>
+              </w:rPr>
+              <w:t>defined</w:t>
+            </w:r>
+            <w:proofErr w:type="gramEnd"/>
+            <w:r>
+              <w:rPr>
+                <w:rFonts w:ascii="Times New Roman" w:eastAsia="Times New Roman" w:hAnsi="Times New Roman" w:cs="Times New Roman"/>
+                <w:sz w:val="20"/>
+                <w:szCs w:val="20"/>
+              </w:rPr>
+              <w:t xml:space="preserve"> and System must have access to timestamp data for when the offer was sent.</w:t>
             </w:r>
           </w:p>
         </w:tc>
@@ -18425,7 +19350,61 @@
                 <w:sz w:val="20"/>
                 <w:szCs w:val="20"/>
               </w:rPr>
-              <w:t>If signed within the window , Offer accepted and logged.                                                            If not signed within the window , Offer automatically expires.</w:t>
+              <w:t xml:space="preserve">If signed within the </w:t>
+            </w:r>
+            <w:proofErr w:type="gramStart"/>
+            <w:r>
+              <w:rPr>
+                <w:rFonts w:ascii="Times New Roman" w:eastAsia="Times New Roman" w:hAnsi="Times New Roman" w:cs="Times New Roman"/>
+                <w:sz w:val="20"/>
+                <w:szCs w:val="20"/>
+              </w:rPr>
+              <w:t>window ,</w:t>
+            </w:r>
+            <w:proofErr w:type="gramEnd"/>
+            <w:r>
+              <w:rPr>
+                <w:rFonts w:ascii="Times New Roman" w:eastAsia="Times New Roman" w:hAnsi="Times New Roman" w:cs="Times New Roman"/>
+                <w:sz w:val="20"/>
+                <w:szCs w:val="20"/>
+              </w:rPr>
+              <w:t xml:space="preserve"> </w:t>
+            </w:r>
+            <w:proofErr w:type="gramStart"/>
+            <w:r>
+              <w:rPr>
+                <w:rFonts w:ascii="Times New Roman" w:eastAsia="Times New Roman" w:hAnsi="Times New Roman" w:cs="Times New Roman"/>
+                <w:sz w:val="20"/>
+                <w:szCs w:val="20"/>
+              </w:rPr>
+              <w:t>Offer</w:t>
+            </w:r>
+            <w:proofErr w:type="gramEnd"/>
+            <w:r>
+              <w:rPr>
+                <w:rFonts w:ascii="Times New Roman" w:eastAsia="Times New Roman" w:hAnsi="Times New Roman" w:cs="Times New Roman"/>
+                <w:sz w:val="20"/>
+                <w:szCs w:val="20"/>
+              </w:rPr>
+              <w:t xml:space="preserve"> accepted and logged.                                                            If not signed within the </w:t>
+            </w:r>
+            <w:proofErr w:type="gramStart"/>
+            <w:r>
+              <w:rPr>
+                <w:rFonts w:ascii="Times New Roman" w:eastAsia="Times New Roman" w:hAnsi="Times New Roman" w:cs="Times New Roman"/>
+                <w:sz w:val="20"/>
+                <w:szCs w:val="20"/>
+              </w:rPr>
+              <w:t>window ,</w:t>
+            </w:r>
+            <w:proofErr w:type="gramEnd"/>
+            <w:r>
+              <w:rPr>
+                <w:rFonts w:ascii="Times New Roman" w:eastAsia="Times New Roman" w:hAnsi="Times New Roman" w:cs="Times New Roman"/>
+                <w:sz w:val="20"/>
+                <w:szCs w:val="20"/>
+              </w:rPr>
+              <w:t xml:space="preserve"> Offer automatically expires.</w:t>
             </w:r>
           </w:p>
         </w:tc>
@@ -18578,7 +19557,23 @@
                 <w:sz w:val="20"/>
                 <w:szCs w:val="20"/>
               </w:rPr>
-              <w:t>No Response: Candidate does not sign → within the widow, system marks offer as Expired.</w:t>
+              <w:t xml:space="preserve">No Response: Candidate does not sign → within the </w:t>
+            </w:r>
+            <w:proofErr w:type="gramStart"/>
+            <w:r>
+              <w:rPr>
+                <w:sz w:val="20"/>
+                <w:szCs w:val="20"/>
+              </w:rPr>
+              <w:t>widow</w:t>
+            </w:r>
+            <w:proofErr w:type="gramEnd"/>
+            <w:r>
+              <w:rPr>
+                <w:sz w:val="20"/>
+                <w:szCs w:val="20"/>
+              </w:rPr>
+              <w:t>, system marks offer as Expired.</w:t>
             </w:r>
           </w:p>
         </w:tc>
@@ -18878,12 +19873,21 @@
                 <w:szCs w:val="20"/>
               </w:rPr>
             </w:pPr>
-            <w:r>
-              <w:rPr>
-                <w:sz w:val="20"/>
-                <w:szCs w:val="20"/>
-              </w:rPr>
-              <w:t>System , HR Manager, Candidate</w:t>
+            <w:proofErr w:type="gramStart"/>
+            <w:r>
+              <w:rPr>
+                <w:sz w:val="20"/>
+                <w:szCs w:val="20"/>
+              </w:rPr>
+              <w:t>System ,</w:t>
+            </w:r>
+            <w:proofErr w:type="gramEnd"/>
+            <w:r>
+              <w:rPr>
+                <w:sz w:val="20"/>
+                <w:szCs w:val="20"/>
+              </w:rPr>
+              <w:t xml:space="preserve"> HR Manager, Candidate</w:t>
             </w:r>
           </w:p>
         </w:tc>
@@ -19360,7 +20364,15 @@
               </w:rPr>
             </w:pPr>
             <w:r>
-              <w:t>To automatically identify the employee who referred a hired candidate and trigger their referral bonus payout after the candidate successfully completes a defined probationary period</w:t>
+              <w:t xml:space="preserve">To automatically identify the employee who </w:t>
+            </w:r>
+            <w:proofErr w:type="gramStart"/>
+            <w:r>
+              <w:t>referred</w:t>
+            </w:r>
+            <w:proofErr w:type="gramEnd"/>
+            <w:r>
+              <w:t xml:space="preserve"> a hired candidate and trigger their referral bonus payout after the candidate successfully completes a defined probationary period</w:t>
             </w:r>
           </w:p>
         </w:tc>
@@ -19485,12 +20497,37 @@
                 <w:szCs w:val="20"/>
               </w:rPr>
             </w:pPr>
-            <w:r>
-              <w:rPr>
-                <w:sz w:val="20"/>
-                <w:szCs w:val="20"/>
-              </w:rPr>
-              <w:t>System , HR Manager, Candidate , Interviewer</w:t>
+            <w:proofErr w:type="gramStart"/>
+            <w:r>
+              <w:rPr>
+                <w:sz w:val="20"/>
+                <w:szCs w:val="20"/>
+              </w:rPr>
+              <w:t>System ,</w:t>
+            </w:r>
+            <w:proofErr w:type="gramEnd"/>
+            <w:r>
+              <w:rPr>
+                <w:sz w:val="20"/>
+                <w:szCs w:val="20"/>
+              </w:rPr>
+              <w:t xml:space="preserve"> HR Manager, </w:t>
+            </w:r>
+            <w:proofErr w:type="gramStart"/>
+            <w:r>
+              <w:rPr>
+                <w:sz w:val="20"/>
+                <w:szCs w:val="20"/>
+              </w:rPr>
+              <w:t>Candidate ,</w:t>
+            </w:r>
+            <w:proofErr w:type="gramEnd"/>
+            <w:r>
+              <w:rPr>
+                <w:sz w:val="20"/>
+                <w:szCs w:val="20"/>
+              </w:rPr>
+              <w:t xml:space="preserve"> Interviewer</w:t>
             </w:r>
           </w:p>
         </w:tc>
@@ -19688,7 +20725,25 @@
                 <w:sz w:val="24"/>
                 <w:szCs w:val="24"/>
               </w:rPr>
-              <w:t>1.System records the referring employee’s ID.                                       2.Candidate is hired and probation period begins.                                             3.After probation days, system verifies candidate is still employed.         4.Referral bonus is automatically triggered for the referring employee.</w:t>
+              <w:t xml:space="preserve">1.System records the referring employee’s ID.                                       2.Candidate is hired and probation period begins.                                             3.After probation days, system verifies </w:t>
+            </w:r>
+            <w:proofErr w:type="gramStart"/>
+            <w:r>
+              <w:rPr>
+                <w:rFonts w:ascii="Times New Roman" w:eastAsia="Times New Roman" w:hAnsi="Times New Roman" w:cs="Times New Roman"/>
+                <w:sz w:val="24"/>
+                <w:szCs w:val="24"/>
+              </w:rPr>
+              <w:t>candidate is</w:t>
+            </w:r>
+            <w:proofErr w:type="gramEnd"/>
+            <w:r>
+              <w:rPr>
+                <w:rFonts w:ascii="Times New Roman" w:eastAsia="Times New Roman" w:hAnsi="Times New Roman" w:cs="Times New Roman"/>
+                <w:sz w:val="24"/>
+                <w:szCs w:val="24"/>
+              </w:rPr>
+              <w:t xml:space="preserve"> still employed.         4.Referral bonus is automatically triggered for the referring employee.</w:t>
             </w:r>
           </w:p>
         </w:tc>
@@ -20329,7 +21384,15 @@
               </w:rPr>
             </w:pPr>
             <w:r>
-              <w:t>The external API returns a "Review Required" or "Fail" status .The System immediately halts automated onboarding, locks the candidate's progression, and alerts the HR/Compliance Officer to manually review the detailed report and make a final determination</w:t>
+              <w:t xml:space="preserve">The external API returns a "Review Required" or "Fail" </w:t>
+            </w:r>
+            <w:proofErr w:type="gramStart"/>
+            <w:r>
+              <w:t>status .The</w:t>
+            </w:r>
+            <w:proofErr w:type="gramEnd"/>
+            <w:r>
+              <w:t xml:space="preserve"> System immediately halts automated onboarding, locks the candidate's progression, and alerts the HR/Compliance Officer to manually review the detailed report and make a final determination</w:t>
             </w:r>
             <w:r>
               <w:rPr>
@@ -20668,12 +21731,21 @@
                 <w:szCs w:val="20"/>
               </w:rPr>
             </w:pPr>
-            <w:r>
-              <w:rPr>
-                <w:sz w:val="20"/>
-                <w:szCs w:val="20"/>
-              </w:rPr>
-              <w:t xml:space="preserve">System , HR </w:t>
+            <w:proofErr w:type="gramStart"/>
+            <w:r>
+              <w:rPr>
+                <w:sz w:val="20"/>
+                <w:szCs w:val="20"/>
+              </w:rPr>
+              <w:t>System ,</w:t>
+            </w:r>
+            <w:proofErr w:type="gramEnd"/>
+            <w:r>
+              <w:rPr>
+                <w:sz w:val="20"/>
+                <w:szCs w:val="20"/>
+              </w:rPr>
+              <w:t xml:space="preserve"> HR </w:t>
             </w:r>
           </w:p>
         </w:tc>
@@ -21228,7 +22300,23 @@
           <w:sz w:val="28"/>
           <w:szCs w:val="28"/>
         </w:rPr>
-        <w:t>-As the data grows system remain scalable</w:t>
+        <w:t xml:space="preserve">-As the data grows system </w:t>
+      </w:r>
+      <w:proofErr w:type="gramStart"/>
+      <w:r>
+        <w:rPr>
+          <w:sz w:val="28"/>
+          <w:szCs w:val="28"/>
+        </w:rPr>
+        <w:t>remain</w:t>
+      </w:r>
+      <w:proofErr w:type="gramEnd"/>
+      <w:r>
+        <w:rPr>
+          <w:sz w:val="28"/>
+          <w:szCs w:val="28"/>
+        </w:rPr>
+        <w:t xml:space="preserve"> scalable</w:t>
       </w:r>
       <w:r>
         <w:t>.</w:t>
@@ -21340,19 +22428,9 @@
           <w:sz w:val="24"/>
           <w:szCs w:val="24"/>
         </w:rPr>
-        <w:t xml:space="preserve">-An observer-pattern implementation that monitors pending feedback tasks. If an interviewer hasn’t submitted feedback within a defined time window , the system automatically sends reminders or escalates the notification to higher levels (HR manager) which ensures critical workflow steps are not delayed, maintaining the reliability of the recruitment process. </w:t>
+        <w:t xml:space="preserve">-An observer-pattern implementation that monitors pending feedback tasks. If an interviewer hasn’t submitted feedback within a defined time </w:t>
       </w:r>
-    </w:p>
-    <w:p>
-      <w:pPr>
-        <w:pStyle w:val="Heading3"/>
-        <w:rPr>
-          <w:color w:val="4472C4"/>
-          <w:sz w:val="24"/>
-          <w:szCs w:val="24"/>
-          <w:u w:val="single"/>
-        </w:rPr>
-      </w:pPr>
+      <w:proofErr w:type="gramStart"/>
       <w:r>
         <w:rPr>
           <w:rFonts w:ascii="Times New Roman" w:eastAsia="Times New Roman" w:hAnsi="Times New Roman" w:cs="Times New Roman"/>
@@ -21362,7 +22440,65 @@
           <w:sz w:val="24"/>
           <w:szCs w:val="24"/>
         </w:rPr>
-        <w:t>-Therefore it ensures hiring decisions progress smoothly.</w:t>
+        <w:t>window ,</w:t>
+      </w:r>
+      <w:proofErr w:type="gramEnd"/>
+      <w:r>
+        <w:rPr>
+          <w:rFonts w:ascii="Times New Roman" w:eastAsia="Times New Roman" w:hAnsi="Times New Roman" w:cs="Times New Roman"/>
+          <w:b w:val="0"/>
+          <w:bCs w:val="0"/>
+          <w:color w:val="000000"/>
+          <w:sz w:val="24"/>
+          <w:szCs w:val="24"/>
+        </w:rPr>
+        <w:t xml:space="preserve"> the system automatically sends reminders or escalates the notification to higher levels (HR manager) which ensures critical workflow steps are not delayed, maintaining the reliability of the recruitment process. </w:t>
+      </w:r>
+    </w:p>
+    <w:p>
+      <w:pPr>
+        <w:pStyle w:val="Heading3"/>
+        <w:rPr>
+          <w:color w:val="4472C4"/>
+          <w:sz w:val="24"/>
+          <w:szCs w:val="24"/>
+          <w:u w:val="single"/>
+        </w:rPr>
+      </w:pPr>
+      <w:r>
+        <w:rPr>
+          <w:rFonts w:ascii="Times New Roman" w:eastAsia="Times New Roman" w:hAnsi="Times New Roman" w:cs="Times New Roman"/>
+          <w:b w:val="0"/>
+          <w:bCs w:val="0"/>
+          <w:color w:val="000000"/>
+          <w:sz w:val="24"/>
+          <w:szCs w:val="24"/>
+        </w:rPr>
+        <w:t>-</w:t>
+      </w:r>
+      <w:proofErr w:type="gramStart"/>
+      <w:r>
+        <w:rPr>
+          <w:rFonts w:ascii="Times New Roman" w:eastAsia="Times New Roman" w:hAnsi="Times New Roman" w:cs="Times New Roman"/>
+          <w:b w:val="0"/>
+          <w:bCs w:val="0"/>
+          <w:color w:val="000000"/>
+          <w:sz w:val="24"/>
+          <w:szCs w:val="24"/>
+        </w:rPr>
+        <w:t>Therefore</w:t>
+      </w:r>
+      <w:proofErr w:type="gramEnd"/>
+      <w:r>
+        <w:rPr>
+          <w:rFonts w:ascii="Times New Roman" w:eastAsia="Times New Roman" w:hAnsi="Times New Roman" w:cs="Times New Roman"/>
+          <w:b w:val="0"/>
+          <w:bCs w:val="0"/>
+          <w:color w:val="000000"/>
+          <w:sz w:val="24"/>
+          <w:szCs w:val="24"/>
+        </w:rPr>
+        <w:t xml:space="preserve"> it ensures hiring decisions progress smoothly.</w:t>
       </w:r>
     </w:p>
     <w:p>
@@ -21694,7 +22830,47 @@
           <w:sz w:val="24"/>
           <w:szCs w:val="24"/>
         </w:rPr>
-        <w:t>-Allows the system to  delete candidate data after a set period to comply with privacy laws. Which ensures the protection of candidate privacy and meet legal obligations.</w:t>
+        <w:t xml:space="preserve">-Allows the system </w:t>
+      </w:r>
+      <w:proofErr w:type="gramStart"/>
+      <w:r>
+        <w:rPr>
+          <w:rFonts w:ascii="Times New Roman" w:eastAsia="Times New Roman" w:hAnsi="Times New Roman" w:cs="Times New Roman"/>
+          <w:color w:val="000000"/>
+          <w:sz w:val="24"/>
+          <w:szCs w:val="24"/>
+        </w:rPr>
+        <w:t>to  delete</w:t>
+      </w:r>
+      <w:proofErr w:type="gramEnd"/>
+      <w:r>
+        <w:rPr>
+          <w:rFonts w:ascii="Times New Roman" w:eastAsia="Times New Roman" w:hAnsi="Times New Roman" w:cs="Times New Roman"/>
+          <w:color w:val="000000"/>
+          <w:sz w:val="24"/>
+          <w:szCs w:val="24"/>
+        </w:rPr>
+        <w:t xml:space="preserve"> candidate data after a set period to comply with privacy laws. Which ensures the protection of candidate privacy and </w:t>
+      </w:r>
+      <w:proofErr w:type="gramStart"/>
+      <w:r>
+        <w:rPr>
+          <w:rFonts w:ascii="Times New Roman" w:eastAsia="Times New Roman" w:hAnsi="Times New Roman" w:cs="Times New Roman"/>
+          <w:color w:val="000000"/>
+          <w:sz w:val="24"/>
+          <w:szCs w:val="24"/>
+        </w:rPr>
+        <w:t>meet</w:t>
+      </w:r>
+      <w:proofErr w:type="gramEnd"/>
+      <w:r>
+        <w:rPr>
+          <w:rFonts w:ascii="Times New Roman" w:eastAsia="Times New Roman" w:hAnsi="Times New Roman" w:cs="Times New Roman"/>
+          <w:color w:val="000000"/>
+          <w:sz w:val="24"/>
+          <w:szCs w:val="24"/>
+        </w:rPr>
+        <w:t xml:space="preserve"> legal obligations.</w:t>
       </w:r>
     </w:p>
     <w:p>
@@ -21720,7 +22896,27 @@
           <w:sz w:val="24"/>
           <w:szCs w:val="24"/>
         </w:rPr>
-        <w:t>-Builds trust with candidates. Avoids fines and legal issues.</w:t>
+        <w:t xml:space="preserve">-Builds trust with candidates. </w:t>
+      </w:r>
+      <w:proofErr w:type="gramStart"/>
+      <w:r>
+        <w:rPr>
+          <w:rFonts w:ascii="Times New Roman" w:eastAsia="Times New Roman" w:hAnsi="Times New Roman" w:cs="Times New Roman"/>
+          <w:color w:val="000000"/>
+          <w:sz w:val="24"/>
+          <w:szCs w:val="24"/>
+        </w:rPr>
+        <w:t>Avoids</w:t>
+      </w:r>
+      <w:proofErr w:type="gramEnd"/>
+      <w:r>
+        <w:rPr>
+          <w:rFonts w:ascii="Times New Roman" w:eastAsia="Times New Roman" w:hAnsi="Times New Roman" w:cs="Times New Roman"/>
+          <w:color w:val="000000"/>
+          <w:sz w:val="24"/>
+          <w:szCs w:val="24"/>
+        </w:rPr>
+        <w:t xml:space="preserve"> fines and legal issues.</w:t>
       </w:r>
     </w:p>
     <w:p>
@@ -22320,7 +23516,15 @@
         <w:jc w:val="both"/>
       </w:pPr>
       <w:r>
-        <w:t xml:space="preserve"> [1] HireVue. (2024). AI-Powered Video Interviewing Platform. Retrieved from https://www.hirevue.com/</w:t>
+        <w:t xml:space="preserve"> [1] </w:t>
+      </w:r>
+      <w:proofErr w:type="spellStart"/>
+      <w:r>
+        <w:t>HireVue</w:t>
+      </w:r>
+      <w:proofErr w:type="spellEnd"/>
+      <w:r>
+        <w:t>. (2024). AI-Powered Video Interviewing Platform. Retrieved from https://www.hirevue.com/</w:t>
       </w:r>
     </w:p>
     <w:p>
